--- a/PowerBI Training UTB 2026_03 guideline screenshots for print.docx
+++ b/PowerBI Training UTB 2026_03 guideline screenshots for print.docx
@@ -568,16 +568,6 @@
                               <w:szCs w:val="16"/>
                             </w:rPr>
                           </w:pPr>
-                          <w:r>
-                            <w:rPr>
-                              <w:rFonts w:ascii="Arial" w:eastAsia="Arial" w:hAnsi="Arial" w:cs="Arial"/>
-                              <w:noProof/>
-                              <w:color w:val="000000"/>
-                              <w:sz w:val="16"/>
-                              <w:szCs w:val="16"/>
-                            </w:rPr>
-                            <w:t>Internal</w:t>
-                          </w:r>
                         </w:p>
                       </w:txbxContent>
                     </wps:txbx>
@@ -613,16 +603,6 @@
                         <w:szCs w:val="16"/>
                       </w:rPr>
                     </w:pPr>
-                    <w:r>
-                      <w:rPr>
-                        <w:rFonts w:ascii="Arial" w:eastAsia="Arial" w:hAnsi="Arial" w:cs="Arial"/>
-                        <w:noProof/>
-                        <w:color w:val="000000"/>
-                        <w:sz w:val="16"/>
-                        <w:szCs w:val="16"/>
-                      </w:rPr>
-                      <w:t>Internal</w:t>
-                    </w:r>
                   </w:p>
                 </w:txbxContent>
               </v:textbox>
@@ -1730,6 +1710,28 @@
     <w:uiPriority w:val="99"/>
     <w:rsid w:val="00F9044A"/>
   </w:style>
+  <w:style w:type="paragraph" w:styleId="Zhlav">
+    <w:name w:val="header"/>
+    <w:basedOn w:val="Normln"/>
+    <w:link w:val="ZhlavChar"/>
+    <w:uiPriority w:val="99"/>
+    <w:unhideWhenUsed/>
+    <w:rsid w:val="00F67660"/>
+    <w:pPr>
+      <w:tabs>
+        <w:tab w:val="center" w:pos="4536"/>
+        <w:tab w:val="right" w:pos="9072"/>
+      </w:tabs>
+      <w:spacing w:after="0" w:line="240" w:lineRule="auto"/>
+    </w:pPr>
+  </w:style>
+  <w:style w:type="character" w:customStyle="1" w:styleId="ZhlavChar">
+    <w:name w:val="Záhlaví Char"/>
+    <w:basedOn w:val="Standardnpsmoodstavce"/>
+    <w:link w:val="Zhlav"/>
+    <w:uiPriority w:val="99"/>
+    <w:rsid w:val="00F67660"/>
+  </w:style>
 </w:styles>
 </file>
 
